--- a/stata/ModernDID_Documentation.docx
+++ b/stata/ModernDID_Documentation.docx
@@ -931,6 +931,43 @@
           <w:p>
             <w:r>
               <w:t>HonestDiD_M_&lt;y&gt;.xlsx/.png, HonestDiD_RM_&lt;y&gt;.xlsx/.png</w:t>
+            </w:r>
+          </w:p>
+        </w:tc>
+      </w:tr>
+      <w:tr>
+        <w:tc>
+          <w:tcPr>
+            <w:tcW w:type="dxa" w:w="3041"/>
+            <w:shd w:val="clear" w:color="auto" w:fill="EEF2F7"/>
+          </w:tcPr>
+          <w:p>
+            <w:r>
+              <w:rPr>
+                <w:rFonts w:ascii="Courier New" w:hAnsi="Courier New"/>
+                <w:sz w:val="18"/>
+              </w:rPr>
+              <w:t>08_figures.do</w:t>
+            </w:r>
+          </w:p>
+        </w:tc>
+        <w:tc>
+          <w:tcPr>
+            <w:tcW w:type="dxa" w:w="3041"/>
+          </w:tcPr>
+          <w:p>
+            <w:r>
+              <w:t>Standalone figure generator</w:t>
+            </w:r>
+          </w:p>
+        </w:tc>
+        <w:tc>
+          <w:tcPr>
+            <w:tcW w:type="dxa" w:w="3041"/>
+          </w:tcPr>
+          <w:p>
+            <w:r>
+              <w:t>Fig_TWFE/SA/CSDID/Compare_&lt;y&gt;.png, Fig_All_TWFE/SA/CSDID.png, Fig_HonestDiD_*.png</w:t>
             </w:r>
           </w:p>
         </w:tc>
